--- a/reports/r0123.docx
+++ b/reports/r0123.docx
@@ -45,7 +45,7 @@
           <w:color w:val="000000"/>
           <w:sz w:val="21"/>
         </w:rPr>
-        <w:t>■ 珠海经济总量列广东省第六位，人均GDP约18.00万元、人均经济实力居全省前列，经济增速由4.08%回落至2.70%、有所放缓；固定资产投资连续负增长（最新-31.60%），经济动能仍有待修复。【待补充：珠海市的行政与战略定位、支柱产业及龙头企业（数据库未覆盖，需人工补充）】</w:t>
+        <w:t>■ 珠海作为我国经济特区，经济总量列广东省第六位，人均GDP约18.00万元、人均经济实力居全省前列，经济增速由4.08%回落至2.70%、有所放缓；固定资产投资连续负增长（最新-31.60%），经济动能仍有待修复。</w:t>
       </w:r>
     </w:p>
     <w:p>
@@ -75,7 +75,7 @@
           <w:color w:val="000000"/>
           <w:sz w:val="21"/>
         </w:rPr>
-        <w:t>产业结构方面，2025年珠海市三次产业结构为 。【待补充：支柱产业、主要龙头企业、对外贸易等定性描述（数据库未覆盖）】</w:t>
+        <w:t>产业结构方面，珠海作为我国经济特区，以电子信息、家电电气、生物医药、装备制造为支柱，聚集格力电器等企业。</w:t>
       </w:r>
     </w:p>
     <w:p>
